--- a/Poyasnitelnaya_zapiska_2026-07-16.docx
+++ b/Poyasnitelnaya_zapiska_2026-07-16.docx
@@ -31,7 +31,7 @@
         <w:rPr>
           <w:i/>
         </w:rPr>
-        <w:t>Дата составления: 16.07.2026</w:t>
+        <w:t>Дата составления: 16.07.2026  ·  версия 2 (обновлено)</w:t>
       </w:r>
     </w:p>
     <w:p/>
@@ -58,7 +58,7 @@
           <w:b w:val="0"/>
           <w:i w:val="0"/>
         </w:rPr>
-        <w:t>За отчётный период выполнено: открыты банковские счета компании, подана заявка на регистрацию товарного знака в EUIPO, начато обсуждение VAT-регистрации с провайдером Avask, подтверждена география запуска (4 страны) и сделана первичная закупка товара (ретинол-крем у Merywood под white label).</w:t>
+        <w:t>За отчётный период выполнено: открыты банковские счета компании, подана заявка на регистрацию товарного знака в EUIPO, VAT Болгарии оформлен, VAT страны первой поставки (DE) в работе через Avask, подтверждена география запуска (4 страны), получены закупочные цены и сделана первичная закупка товара (ретинол-крем у Merywood под white label). Завод Merywood подтвердил готовность произвести первый SKU (ретинол) и берёт на себя сертификацию для прохождения комплаенса на Amazon. Дополнительно в проработке — расширение продуктовой линейки: гамми с грибами, Blood Sugar Support и замена магния на Magtein.</w:t>
       </w:r>
     </w:p>
     <w:p>
@@ -103,12 +103,19 @@
       </w:r>
     </w:p>
     <w:p>
+      <w:pPr>
+        <w:pStyle w:val="ListBullet"/>
+      </w:pPr>
       <w:r>
-        <w:rPr>
-          <w:b w:val="0"/>
-          <w:i w:val="0"/>
-        </w:rPr>
-        <w:t>VAT находится на стадии обсуждения условий заказа у провайдера Avask; первой в работу берётся Германия (DE).</w:t>
+        <w:t>VAT Болгарии — оформлен.</w:t>
+      </w:r>
+    </w:p>
+    <w:p>
+      <w:pPr>
+        <w:pStyle w:val="ListBullet"/>
+      </w:pPr>
+      <w:r>
+        <w:t>VAT страны первой поставки (DE) — на стадии обсуждения условий заказа у провайдера Avask.</w:t>
       </w:r>
     </w:p>
     <w:p>
@@ -118,14 +125,6 @@
           <w:i w:val="0"/>
         </w:rPr>
         <w:t>Наблюдение для сверки с планом: в сценарии запуска первой по VAT рекомендовалась Италия (IT) — как страна с самым быстрым оформлением VAT (≈1 месяц) и, соответственно, с самым коротким путём к первым продажам (целевой месяц запуска — октябрь 2026). VAT Германии — самый долгий срок в пакете (3–4 месяца, риск отмечен как «высокий» в разделе 4 сценария). Если первой в очередь на подачу ставится DE, это стоит явно учитывать в пересчёте даты старта продаж: по прежней модели старт по DE ожидался в октябре–ноябре 2026, но сама подача VAT DE должна была уйти в Avask ещё в июне 2026, чтобы уложиться в этот срок. Рекомендуется зафиксировать фактическую дату подачи заявки по DE и при необходимости актуализировать таблицу критического пути.</w:t>
-      </w:r>
-    </w:p>
-    <w:p>
-      <w:pPr>
-        <w:pStyle w:val="ListBullet"/>
-      </w:pPr>
-      <w:r>
-        <w:t>VAT Болгарии (если применимо к юрисдикции компании) — статус не отражён в вводных, требует уточнения.</w:t>
       </w:r>
     </w:p>
     <w:p>
@@ -185,7 +184,7 @@
         <w:pStyle w:val="Heading1"/>
       </w:pPr>
       <w:r>
-        <w:t>6. Первичная закупка товара</w:t>
+        <w:t>6. Первичная закупка товара и производство</w:t>
       </w:r>
     </w:p>
     <w:p>
@@ -194,7 +193,7 @@
           <w:b w:val="0"/>
           <w:i w:val="0"/>
         </w:rPr>
-        <w:t>Сделана первичная закупка ретинол-крема у поставщика Merywood по схеме white label, без изменения состава продукта.</w:t>
+        <w:t>Сделана первичная закупка ретинол-крема у поставщика Merywood по схеме white label, без изменения состава продукта. Закупочные цены получены. Завод Merywood подтвердил готовность произвести первый SKU (ретинол) и берёт на себя сертификацию, необходимую для прохождения комплаенса на Amazon (GPSR и сопутствующие сертификаты).</w:t>
       </w:r>
     </w:p>
     <w:p>
@@ -211,7 +210,7 @@
         <w:pStyle w:val="ListBullet"/>
       </w:pPr>
       <w:r>
-        <w:t>Отсутствие изменений состава закрывает пункт «Финальные составы продукта утверждены» из условий запуска аккаунта Amazon — для этого SKU этап рецептуры/R&amp;D не требуется, что ускоряет путь к производству макетов упаковки и подаче GPSR-документов.</w:t>
+        <w:t>Отсутствие изменений состава ретинола закрывает пункт «Финальные составы продукта утверждены» из условий запуска аккаунта Amazon для этого SKU.</w:t>
       </w:r>
     </w:p>
     <w:p>
@@ -219,7 +218,7 @@
         <w:pStyle w:val="ListBullet"/>
       </w:pPr>
       <w:r>
-        <w:t>Выбор Merywood как поставщика ретинола согласуется с моделью перекрёстного сорсинга в Vits.docx: там уже учтено, что ERAscientifico не производит ретинол и он закупается у Merywood (заводская цена ≈€3,50/уп.).</w:t>
+        <w:t>То, что сертификацию берёт на себя Merywood, закрывает пункт «GPSR и сертификаты от завода» — ранее этот пункт был отмечен как требующий уточнения.</w:t>
       </w:r>
     </w:p>
     <w:p>
@@ -227,7 +226,15 @@
         <w:pStyle w:val="ListBullet"/>
       </w:pPr>
       <w:r>
-        <w:t>При этом в конкурентном отчёте (Otchet_Rukovodstvu.docx, п. 3.2 и п. 6 рекомендаций) лучшая юнит-экономика по ретинолу была смоделирована на MillMax (заводская цена €3,15, маржа 32–34% в DE/ES) — на ~10% дешевле по цене завода, чем у Merywood. Рекомендуется зафиксировать в решении, что выбор Merywood — осознанный (например, из-за условий MOQ/предоплаты, уже налаженных отношений с заводом или логистики), а не результат того, что вариант MillMax не сравнивался.</w:t>
+        <w:t>Выбор Merywood как поставщика ретинола согласуется с моделью перекрёстного сорсинга в Vits.docx: там уже учтено, что ERAscientifico не производит ретинол и он закупается у Merywood (заводская цена ≈€3,50/уп.). С учётом того, что фактические закупочные цены теперь получены, рекомендуется свести их с этой моделью и пересчитать маржу по актуальным цифрам.</w:t>
+      </w:r>
+    </w:p>
+    <w:p>
+      <w:pPr>
+        <w:pStyle w:val="ListBullet"/>
+      </w:pPr>
+      <w:r>
+        <w:t>В конкурентном отчёте (Otchet_Rukovodstvu.docx, п. 3.2 и п. 6 рекомендаций) лучшая юнит-экономика по ретинолу была смоделирована на MillMax (заводская цена €3,15, маржа 32–34% в DE/ES). Поскольку Merywood уже подтвердил готовность к производству и берёт сертификацию на себя, выбор в его пользу выглядит осознанным (готовность + сертификация перевешивают разницу в цене завода) — стоит формально это зафиксировать.</w:t>
       </w:r>
     </w:p>
     <w:p>
@@ -235,7 +242,57 @@
         <w:pStyle w:val="Heading1"/>
       </w:pPr>
       <w:r>
-        <w:t>7. Сверка с условиями запуска аккаунта Amazon</w:t>
+        <w:t>7. Расширение продуктовой линейки</w:t>
+      </w:r>
+    </w:p>
+    <w:p>
+      <w:r>
+        <w:rPr>
+          <w:b w:val="0"/>
+          <w:i w:val="0"/>
+        </w:rPr>
+        <w:t>Помимо ретинола, в проработке — три направления, расширяющие или меняющие первоначальный ассортимент из конкурентного анализа и финмодели:</w:t>
+      </w:r>
+    </w:p>
+    <w:p>
+      <w:pPr>
+        <w:pStyle w:val="ListBullet"/>
+      </w:pPr>
+      <w:r>
+        <w:t>Магний заменён на Magtein (магния L-треонат) — сырьё, которое сейчас на хайпе. Важно: весь маржинальный анализ магния в Otchet_Rukovodstvu.docx построен на данных Keepa по стандартному магния бисглицинату (медианная цена €17–19, медиана 1200–1500 отзывов, маржа около нуля при рыночной цене) — это не тот же товар и не та же конкурентная среда, что и премиальный Magtein. Нужен отдельный срез конкурентов по запросу «Magnesium L-Threonate / Magtein» (цена, рейтинги, число продавцов) и пересчёт себестоимости под фактическую цену завода Magtein, прежде чем переносить прежний вывод «низкая маржа» на новый продукт — по факту премиальное позиционирование Magtein может изменить вывод на противоположный.</w:t>
+      </w:r>
+    </w:p>
+    <w:p>
+      <w:pPr>
+        <w:pStyle w:val="ListBullet"/>
+      </w:pPr>
+      <w:r>
+        <w:t>Ведутся переговоры по гамми с грибами (мицелий/функциональные грибы, например reishi, lion’s mane) — новая линейка, не покрытая существующим конкурентным анализом. Требуется отдельный конкурентный и маржинальный срез перед принятием решения о закупке.</w:t>
+      </w:r>
+    </w:p>
+    <w:p>
+      <w:pPr>
+        <w:pStyle w:val="ListBullet"/>
+      </w:pPr>
+      <w:r>
+        <w:t>Завод сообщил о возможности произвести Blood Sugar Support (поддержка уровня сахара в крови) — ещё одна потенциальная линейка вне текущего анализа. Аналогично требует отдельной проверки рыночного спроса, цены и маржи по методологии Otchet_Rukovodstvu.docx (Keepa-выборка, себестоимость на FBA), прежде чем включать в план закупки.</w:t>
+      </w:r>
+    </w:p>
+    <w:p>
+      <w:r>
+        <w:rPr>
+          <w:b w:val="0"/>
+          <w:i w:val="0"/>
+        </w:rPr>
+        <w:t>Рекомендация: три новых направления (Magtein, грибные гамми, Blood Sugar Support) стоит прогнать через ту же методологию конкурентного/маржинального анализа, что и три исходных производителя, до финального решения о закупке — иначе оценка рентабельности будет основана на предположениях, а не на рыночных данных.</w:t>
+      </w:r>
+    </w:p>
+    <w:p>
+      <w:pPr>
+        <w:pStyle w:val="Heading1"/>
+      </w:pPr>
+      <w:r>
+        <w:t>8. Сверка с условиями запуска аккаунта Amazon</w:t>
       </w:r>
     </w:p>
     <w:p>
@@ -340,6 +397,39 @@
           </w:tcPr>
           <w:p>
             <w:r>
+              <w:t>VAT Болгарии</w:t>
+            </w:r>
+          </w:p>
+        </w:tc>
+        <w:tc>
+          <w:tcPr>
+            <w:tcW w:type="dxa" w:w="2880"/>
+            <w:shd w:val="clear" w:color="auto" w:fill="C6E0B4"/>
+          </w:tcPr>
+          <w:p>
+            <w:r>
+              <w:t>Выполнено</w:t>
+            </w:r>
+          </w:p>
+        </w:tc>
+        <w:tc>
+          <w:tcPr>
+            <w:tcW w:type="dxa" w:w="2880"/>
+          </w:tcPr>
+          <w:p>
+            <w:r>
+              <w:t>Оформлен</w:t>
+            </w:r>
+          </w:p>
+        </w:tc>
+      </w:tr>
+      <w:tr>
+        <w:tc>
+          <w:tcPr>
+            <w:tcW w:type="dxa" w:w="2880"/>
+          </w:tcPr>
+          <w:p>
+            <w:r>
               <w:t>VAT страны назначения FBA (мин. 1 страна)</w:t>
             </w:r>
           </w:p>
@@ -362,39 +452,6 @@
           <w:p>
             <w:r>
               <w:t>Обсуждение условий заказа у Avask, первой — Германия (DE)</w:t>
-            </w:r>
-          </w:p>
-        </w:tc>
-      </w:tr>
-      <w:tr>
-        <w:tc>
-          <w:tcPr>
-            <w:tcW w:type="dxa" w:w="2880"/>
-          </w:tcPr>
-          <w:p>
-            <w:r>
-              <w:t>VAT Болгарии (если применимо)</w:t>
-            </w:r>
-          </w:p>
-        </w:tc>
-        <w:tc>
-          <w:tcPr>
-            <w:tcW w:type="dxa" w:w="2880"/>
-            <w:shd w:val="clear" w:color="auto" w:fill="F8CBAD"/>
-          </w:tcPr>
-          <w:p>
-            <w:r>
-              <w:t>Требует уточнения</w:t>
-            </w:r>
-          </w:p>
-        </w:tc>
-        <w:tc>
-          <w:tcPr>
-            <w:tcW w:type="dxa" w:w="2880"/>
-          </w:tcPr>
-          <w:p>
-            <w:r>
-              <w:t>Статус не отражён во вводных данных</w:t>
             </w:r>
           </w:p>
         </w:tc>
@@ -460,7 +517,73 @@
           </w:tcPr>
           <w:p>
             <w:r>
-              <w:t>White label у Merywood без изменения состава; по остальным SKU — уточнить</w:t>
+              <w:t>White label у Merywood без изменения состава; для Magtein/гамми/Blood Sugar Support — состав ещё в проработке</w:t>
+            </w:r>
+          </w:p>
+        </w:tc>
+      </w:tr>
+      <w:tr>
+        <w:tc>
+          <w:tcPr>
+            <w:tcW w:type="dxa" w:w="2880"/>
+          </w:tcPr>
+          <w:p>
+            <w:r>
+              <w:t>Закупочные цены</w:t>
+            </w:r>
+          </w:p>
+        </w:tc>
+        <w:tc>
+          <w:tcPr>
+            <w:tcW w:type="dxa" w:w="2880"/>
+            <w:shd w:val="clear" w:color="auto" w:fill="C6E0B4"/>
+          </w:tcPr>
+          <w:p>
+            <w:r>
+              <w:t>Выполнено</w:t>
+            </w:r>
+          </w:p>
+        </w:tc>
+        <w:tc>
+          <w:tcPr>
+            <w:tcW w:type="dxa" w:w="2880"/>
+          </w:tcPr>
+          <w:p>
+            <w:r>
+              <w:t>Получены от Merywood; сверить с моделью Vits.docx</w:t>
+            </w:r>
+          </w:p>
+        </w:tc>
+      </w:tr>
+      <w:tr>
+        <w:tc>
+          <w:tcPr>
+            <w:tcW w:type="dxa" w:w="2880"/>
+          </w:tcPr>
+          <w:p>
+            <w:r>
+              <w:t>Готовность завода к производству</w:t>
+            </w:r>
+          </w:p>
+        </w:tc>
+        <w:tc>
+          <w:tcPr>
+            <w:tcW w:type="dxa" w:w="2880"/>
+            <w:shd w:val="clear" w:color="auto" w:fill="C6E0B4"/>
+          </w:tcPr>
+          <w:p>
+            <w:r>
+              <w:t>Выполнено (ретинол)</w:t>
+            </w:r>
+          </w:p>
+        </w:tc>
+        <w:tc>
+          <w:tcPr>
+            <w:tcW w:type="dxa" w:w="2880"/>
+          </w:tcPr>
+          <w:p>
+            <w:r>
+              <w:t>Merywood подтвердил готовность произвести первый SKU</w:t>
             </w:r>
           </w:p>
         </w:tc>
@@ -512,11 +635,11 @@
         <w:tc>
           <w:tcPr>
             <w:tcW w:type="dxa" w:w="2880"/>
-            <w:shd w:val="clear" w:color="auto" w:fill="F8CBAD"/>
+            <w:shd w:val="clear" w:color="auto" w:fill="FFE699"/>
           </w:tcPr>
           <w:p>
             <w:r>
-              <w:t>Требует уточнения</w:t>
+              <w:t>В работе</w:t>
             </w:r>
           </w:p>
         </w:tc>
@@ -526,7 +649,7 @@
           </w:tcPr>
           <w:p>
             <w:r>
-              <w:t>Статус не отражён во вводных данных</w:t>
+              <w:t>Сертификацию для комплаенса Amazon берёт на себя Merywood</w:t>
             </w:r>
           </w:p>
         </w:tc>
@@ -571,7 +694,7 @@
         <w:pStyle w:val="Heading1"/>
       </w:pPr>
       <w:r>
-        <w:t>8. Открытые вопросы для руководства</w:t>
+        <w:t>9. Открытые вопросы для руководства</w:t>
       </w:r>
     </w:p>
     <w:p>
@@ -587,7 +710,7 @@
         <w:pStyle w:val="ListBullet"/>
       </w:pPr>
       <w:r>
-        <w:t>Определить, нужна ли VAT-регистрация Болгарии, исходя из юрисдикции компании.</w:t>
+        <w:t>Уточнить статус EAN-кодов GS1 и макетов упаковки/этикеток — эти пункты чек-листа пока не закрыты.</w:t>
       </w:r>
     </w:p>
     <w:p>
@@ -595,7 +718,7 @@
         <w:pStyle w:val="ListBullet"/>
       </w:pPr>
       <w:r>
-        <w:t>Уточнить статус EAN-кодов GS1, макетов упаковки/этикеток и сертификатов GPSR — эти пункты чек-листа пока не закрыты.</w:t>
+        <w:t>Пересчитать маржу по ретинолу с учётом фактических закупочных цен Merywood и сверить с моделью Vits.docx / Otchet_Rukovodstvu.docx.</w:t>
       </w:r>
     </w:p>
     <w:p>
@@ -603,7 +726,15 @@
         <w:pStyle w:val="ListBullet"/>
       </w:pPr>
       <w:r>
-        <w:t>Зафиксировать обоснование выбора Merywood как поставщика ретинола (в сравнении с более дешёвой заводской ценой MillMax по модели из Otchet_Rukovodstvu.docx).</w:t>
+        <w:t>Провести конкурентный и маржинальный анализ (по методологии Otchet_Rukovodstvu.docx) для трёх новых направлений: Magtein, грибные гамми, Blood Sugar Support — до принятия решения о закупке.</w:t>
+      </w:r>
+    </w:p>
+    <w:p>
+      <w:pPr>
+        <w:pStyle w:val="ListBullet"/>
+      </w:pPr>
+      <w:r>
+        <w:t>Зафиксировать формальное обоснование выбора Merywood как поставщика ретинола (готовность к производству и сертификация против более дешёвой заводской цены MillMax).</w:t>
       </w:r>
     </w:p>
     <w:p>
